--- a/Programming Language/3.docx
+++ b/Programming Language/3.docx
@@ -7,9 +7,7 @@
         <w:pStyle w:val="NormalWeb"/>
         <w:rPr>
           <w:b/>
-          <w:color w:val="FF0000"/>
-          <w:sz w:val="22"/>
-          <w:szCs w:val="22"/>
+          <w:color w:val="000000" w:themeColor="text1"/>
         </w:rPr>
       </w:pPr>
       <w:r>
@@ -18,7 +16,152 @@
           <w:color w:val="FF0000"/>
           <w:u w:val="single"/>
         </w:rPr>
-        <w:t>Write an if-else ladder to categorize age: 0-12:</w:t>
+        <w:t xml:space="preserve">What is </w:t>
+      </w:r>
+      <w:r>
+        <w:rPr>
+          <w:b/>
+          <w:color w:val="FF0000"/>
+        </w:rPr>
+        <w:t>Ternary Operator</w:t>
+      </w:r>
+      <w:r>
+        <w:rPr>
+          <w:b/>
+          <w:color w:val="FF0000"/>
+        </w:rPr>
+        <w:t xml:space="preserve"> with example</w:t>
+      </w:r>
+      <w:r>
+        <w:rPr>
+          <w:b/>
+          <w:color w:val="FF0000"/>
+        </w:rPr>
+        <w:br/>
+      </w:r>
+      <w:r>
+        <w:t xml:space="preserve">A </w:t>
+      </w:r>
+      <w:r>
+        <w:rPr>
+          <w:rStyle w:val="Strong"/>
+        </w:rPr>
+        <w:t>ternary operator</w:t>
+      </w:r>
+      <w:r>
+        <w:t xml:space="preserve"> (also called a </w:t>
+      </w:r>
+      <w:r>
+        <w:rPr>
+          <w:rStyle w:val="Strong"/>
+        </w:rPr>
+        <w:t>conditional expression</w:t>
+      </w:r>
+      <w:r>
+        <w:t xml:space="preserve">) is a short way to write an </w:t>
+      </w:r>
+      <w:r>
+        <w:rPr>
+          <w:rStyle w:val="HTMLCode"/>
+        </w:rPr>
+        <w:t>if-else</w:t>
+      </w:r>
+      <w:r>
+        <w:t xml:space="preserve"> statement in </w:t>
+      </w:r>
+      <w:r>
+        <w:rPr>
+          <w:rStyle w:val="Strong"/>
+        </w:rPr>
+        <w:t>one line</w:t>
+      </w:r>
+      <w:r>
+        <w:t>.</w:t>
+      </w:r>
+      <w:r>
+        <w:br/>
+      </w:r>
+      <w:proofErr w:type="spellStart"/>
+      <w:r>
+        <w:rPr>
+          <w:color w:val="C00000"/>
+        </w:rPr>
+        <w:t>Formate</w:t>
+      </w:r>
+      <w:proofErr w:type="spellEnd"/>
+      <w:r>
+        <w:rPr>
+          <w:color w:val="C00000"/>
+        </w:rPr>
+        <w:t>:</w:t>
+      </w:r>
+      <w:r>
+        <w:br/>
+      </w:r>
+      <w:proofErr w:type="spellStart"/>
+      <w:r>
+        <w:rPr>
+          <w:b/>
+        </w:rPr>
+        <w:t>value_if_true</w:t>
+      </w:r>
+      <w:proofErr w:type="spellEnd"/>
+      <w:r>
+        <w:rPr>
+          <w:b/>
+        </w:rPr>
+        <w:t xml:space="preserve"> </w:t>
+      </w:r>
+      <w:r>
+        <w:rPr>
+          <w:b/>
+        </w:rPr>
+        <w:t xml:space="preserve"> </w:t>
+      </w:r>
+      <w:r>
+        <w:rPr>
+          <w:b/>
+        </w:rPr>
+        <w:t xml:space="preserve">if condition </w:t>
+      </w:r>
+      <w:r>
+        <w:rPr>
+          <w:b/>
+        </w:rPr>
+        <w:t xml:space="preserve"> </w:t>
+      </w:r>
+      <w:r>
+        <w:rPr>
+          <w:b/>
+        </w:rPr>
+        <w:t xml:space="preserve">else </w:t>
+      </w:r>
+      <w:r>
+        <w:rPr>
+          <w:b/>
+        </w:rPr>
+        <w:t xml:space="preserve"> </w:t>
+      </w:r>
+      <w:proofErr w:type="spellStart"/>
+      <w:r>
+        <w:rPr>
+          <w:b/>
+        </w:rPr>
+        <w:t>value_if_false</w:t>
+      </w:r>
+      <w:proofErr w:type="spellEnd"/>
+      <w:r>
+        <w:rPr>
+          <w:b/>
+        </w:rPr>
+        <w:br/>
+      </w:r>
+      <w:r>
+        <w:rPr>
+          <w:b/>
+          <w:color w:val="C00000"/>
+        </w:rPr>
+        <w:t>Example:</w:t>
       </w:r>
       <w:r>
         <w:rPr>
@@ -26,15 +169,102 @@
           <w:color w:val="FF0000"/>
           <w:u w:val="single"/>
         </w:rPr>
-        <w:t xml:space="preserve"> Child 13-19: Teen 20+: Adult. </w:t>
-      </w:r>
+        <w:br/>
+      </w:r>
+      <w:r>
+        <w:rPr>
+          <w:b/>
+          <w:color w:val="000000" w:themeColor="text1"/>
+        </w:rPr>
+        <w:t>a = 10</w:t>
+      </w:r>
+      <w:r>
+        <w:rPr>
+          <w:b/>
+          <w:color w:val="000000" w:themeColor="text1"/>
+        </w:rPr>
+        <w:br/>
+      </w:r>
+      <w:r>
+        <w:rPr>
+          <w:b/>
+          <w:color w:val="000000" w:themeColor="text1"/>
+        </w:rPr>
+        <w:t>b = 20</w:t>
+      </w:r>
+      <w:r>
+        <w:rPr>
+          <w:b/>
+          <w:color w:val="000000" w:themeColor="text1"/>
+        </w:rPr>
+        <w:br/>
+      </w:r>
+      <w:proofErr w:type="spellStart"/>
+      <w:r>
+        <w:rPr>
+          <w:b/>
+          <w:color w:val="000000" w:themeColor="text1"/>
+        </w:rPr>
+        <w:t>max_num</w:t>
+      </w:r>
+      <w:proofErr w:type="spellEnd"/>
+      <w:r>
+        <w:rPr>
+          <w:b/>
+          <w:color w:val="000000" w:themeColor="text1"/>
+        </w:rPr>
+        <w:t xml:space="preserve"> = a if a &gt; b else b</w:t>
+      </w:r>
+      <w:r>
+        <w:rPr>
+          <w:b/>
+          <w:color w:val="000000" w:themeColor="text1"/>
+        </w:rPr>
+        <w:br/>
+      </w:r>
+      <w:r>
+        <w:rPr>
+          <w:b/>
+          <w:color w:val="000000" w:themeColor="text1"/>
+        </w:rPr>
+        <w:t xml:space="preserve">print("Max number is:", </w:t>
+      </w:r>
+      <w:proofErr w:type="spellStart"/>
+      <w:r>
+        <w:rPr>
+          <w:b/>
+          <w:color w:val="000000" w:themeColor="text1"/>
+        </w:rPr>
+        <w:t>max_num</w:t>
+      </w:r>
+      <w:proofErr w:type="spellEnd"/>
+      <w:r>
+        <w:rPr>
+          <w:b/>
+          <w:color w:val="000000" w:themeColor="text1"/>
+        </w:rPr>
+        <w:t>)</w:t>
+      </w:r>
+      <w:bookmarkStart w:id="0" w:name="_GoBack"/>
+      <w:bookmarkEnd w:id="0"/>
+    </w:p>
+    <w:p>
+      <w:pPr>
+        <w:pStyle w:val="NormalWeb"/>
+        <w:rPr>
+          <w:b/>
+          <w:color w:val="FF0000"/>
+          <w:sz w:val="22"/>
+          <w:szCs w:val="22"/>
+        </w:rPr>
+      </w:pPr>
       <w:r>
         <w:rPr>
           <w:b/>
           <w:color w:val="FF0000"/>
           <w:u w:val="single"/>
         </w:rPr>
-        <w:t>Convert the Age Logic into Python code.</w:t>
+        <w:t>Write an if-else ladder to categorize age: 0-12: Child 13-19: Teen 20+: Adult. Convert the Age Logic into Python code.</w:t>
       </w:r>
       <w:r>
         <w:br/>
@@ -88,14 +318,6 @@
           <w:szCs w:val="22"/>
         </w:rPr>
         <w:br/>
-      </w:r>
-      <w:r>
-        <w:rPr>
-          <w:b/>
-          <w:color w:val="000000" w:themeColor="text1"/>
-          <w:sz w:val="22"/>
-          <w:szCs w:val="22"/>
-        </w:rPr>
         <w:t>if 0 &lt;= age &lt;= 12:</w:t>
       </w:r>
       <w:r>
@@ -106,14 +328,6 @@
           <w:szCs w:val="22"/>
         </w:rPr>
         <w:br/>
-      </w:r>
-      <w:r>
-        <w:rPr>
-          <w:b/>
-          <w:color w:val="000000" w:themeColor="text1"/>
-          <w:sz w:val="22"/>
-          <w:szCs w:val="22"/>
-        </w:rPr>
         <w:t xml:space="preserve">    print("Child")</w:t>
       </w:r>
       <w:r>
@@ -153,14 +367,6 @@
           <w:szCs w:val="22"/>
         </w:rPr>
         <w:br/>
-      </w:r>
-      <w:r>
-        <w:rPr>
-          <w:b/>
-          <w:color w:val="000000" w:themeColor="text1"/>
-          <w:sz w:val="22"/>
-          <w:szCs w:val="22"/>
-        </w:rPr>
         <w:t xml:space="preserve">    print("Teen")</w:t>
       </w:r>
       <w:r>
@@ -200,14 +406,6 @@
           <w:szCs w:val="22"/>
         </w:rPr>
         <w:br/>
-      </w:r>
-      <w:r>
-        <w:rPr>
-          <w:b/>
-          <w:color w:val="000000" w:themeColor="text1"/>
-          <w:sz w:val="22"/>
-          <w:szCs w:val="22"/>
-        </w:rPr>
         <w:t xml:space="preserve">    print("Adult")</w:t>
       </w:r>
       <w:r>
@@ -218,14 +416,6 @@
           <w:szCs w:val="22"/>
         </w:rPr>
         <w:br/>
-      </w:r>
-      <w:r>
-        <w:rPr>
-          <w:b/>
-          <w:color w:val="000000" w:themeColor="text1"/>
-          <w:sz w:val="22"/>
-          <w:szCs w:val="22"/>
-        </w:rPr>
         <w:t>else:</w:t>
       </w:r>
       <w:r>
@@ -236,14 +426,6 @@
           <w:szCs w:val="22"/>
         </w:rPr>
         <w:br/>
-      </w:r>
-      <w:r>
-        <w:rPr>
-          <w:b/>
-          <w:color w:val="000000" w:themeColor="text1"/>
-          <w:sz w:val="22"/>
-          <w:szCs w:val="22"/>
-        </w:rPr>
         <w:t xml:space="preserve">    print("Invalid age")</w:t>
       </w:r>
       <w:r>
@@ -685,6 +867,7 @@
           <w:sz w:val="22"/>
           <w:szCs w:val="22"/>
         </w:rPr>
+        <w:lastRenderedPageBreak/>
         <w:t xml:space="preserve">    }</w:t>
       </w:r>
     </w:p>
@@ -901,27 +1084,7 @@
           <w:sz w:val="22"/>
           <w:szCs w:val="22"/>
         </w:rPr>
-        <w:t xml:space="preserve"> </w:t>
-      </w:r>
-      <w:proofErr w:type="gramStart"/>
-      <w:r>
-        <w:rPr>
-          <w:b/>
-          <w:color w:val="000000" w:themeColor="text1"/>
-          <w:sz w:val="22"/>
-          <w:szCs w:val="22"/>
-        </w:rPr>
-        <w:t>main(</w:t>
-      </w:r>
-      <w:proofErr w:type="gramEnd"/>
-      <w:r>
-        <w:rPr>
-          <w:b/>
-          <w:color w:val="000000" w:themeColor="text1"/>
-          <w:sz w:val="22"/>
-          <w:szCs w:val="22"/>
-        </w:rPr>
-        <w:t>) {</w:t>
+        <w:t xml:space="preserve"> main() {</w:t>
       </w:r>
     </w:p>
     <w:p>
@@ -941,7 +1104,6 @@
           <w:sz w:val="22"/>
           <w:szCs w:val="22"/>
         </w:rPr>
-        <w:lastRenderedPageBreak/>
         <w:t xml:space="preserve">    </w:t>
       </w:r>
       <w:proofErr w:type="spellStart"/>
@@ -1433,8 +1595,6 @@
         </w:rPr>
         <w:t>}</w:t>
       </w:r>
-      <w:bookmarkStart w:id="0" w:name="_GoBack"/>
-      <w:bookmarkEnd w:id="0"/>
     </w:p>
     <w:sectPr>
       <w:pgSz w:w="12240" w:h="15840"/>
